--- a/kj/生物七年级上册期末试卷.docx
+++ b/kj/生物七年级上册期末试卷.docx
@@ -19,8 +19,9 @@
           <w:bCs/>
           <w:sz w:val="24"/>
         </w:rPr>
-        <w:t>2025-2026学年度</w:t>
-      </w:r>
+        <w:t>2025-2026学</w:t>
+      </w:r>
+      <w:proofErr w:type="gramStart"/>
       <w:r>
         <w:rPr>
           <w:rFonts w:ascii="宋体" w:eastAsia="宋体" w:hAnsi="宋体" w:hint="eastAsia"/>
@@ -28,7 +29,26 @@
           <w:bCs/>
           <w:sz w:val="24"/>
         </w:rPr>
-        <w:t>七年级上册</w:t>
+        <w:t>年度</w:t>
+      </w:r>
+      <w:r>
+        <w:rPr>
+          <w:rFonts w:ascii="宋体" w:eastAsia="宋体" w:hAnsi="宋体" w:hint="eastAsia"/>
+          <w:b/>
+          <w:bCs/>
+          <w:sz w:val="24"/>
+        </w:rPr>
+        <w:t>七</w:t>
+      </w:r>
+      <w:proofErr w:type="gramEnd"/>
+      <w:r>
+        <w:rPr>
+          <w:rFonts w:ascii="宋体" w:eastAsia="宋体" w:hAnsi="宋体" w:hint="eastAsia"/>
+          <w:b/>
+          <w:bCs/>
+          <w:sz w:val="24"/>
+        </w:rPr>
+        <w:t>年级上册</w:t>
       </w:r>
       <w:r>
         <w:rPr>
@@ -776,7 +796,25 @@
           <w:sz w:val="20"/>
           <w:szCs w:val="20"/>
         </w:rPr>
-        <w:t>取一片幼嫩的杉叶藻小叶制作玻片标本，用显微镜观察后，绘制了细胞结构简图，下列说法正确的是（　　）</w:t>
+        <w:t>取一片幼嫩的杉叶藻小叶制作</w:t>
+      </w:r>
+      <w:proofErr w:type="gramStart"/>
+      <w:r>
+        <w:rPr>
+          <w:rFonts w:ascii="宋体" w:eastAsia="宋体" w:hAnsi="宋体"/>
+          <w:sz w:val="20"/>
+          <w:szCs w:val="20"/>
+        </w:rPr>
+        <w:t>玻</w:t>
+      </w:r>
+      <w:proofErr w:type="gramEnd"/>
+      <w:r>
+        <w:rPr>
+          <w:rFonts w:ascii="宋体" w:eastAsia="宋体" w:hAnsi="宋体"/>
+          <w:sz w:val="20"/>
+          <w:szCs w:val="20"/>
+        </w:rPr>
+        <w:t>片标本，用显微镜观察后，绘制了细胞结构简图，下列说法正确的是（　　）</w:t>
       </w:r>
     </w:p>
     <w:p>
@@ -968,7 +1006,25 @@
                 <w:sz w:val="20"/>
                 <w:szCs w:val="20"/>
               </w:rPr>
-              <w:t>D．杉叶藻属于藻类植物、无根茎叶的分化</w:t>
+              <w:t>D．杉叶</w:t>
+            </w:r>
+            <w:proofErr w:type="gramStart"/>
+            <w:r>
+              <w:rPr>
+                <w:rFonts w:ascii="宋体" w:eastAsia="宋体" w:hAnsi="宋体"/>
+                <w:sz w:val="20"/>
+                <w:szCs w:val="20"/>
+              </w:rPr>
+              <w:t>藻属于</w:t>
+            </w:r>
+            <w:proofErr w:type="gramEnd"/>
+            <w:r>
+              <w:rPr>
+                <w:rFonts w:ascii="宋体" w:eastAsia="宋体" w:hAnsi="宋体"/>
+                <w:sz w:val="20"/>
+                <w:szCs w:val="20"/>
+              </w:rPr>
+              <w:t>藻类植物、无根茎叶的分化</w:t>
             </w:r>
           </w:p>
         </w:tc>
@@ -1451,7 +1507,35 @@
                 <w:sz w:val="20"/>
                 <w:szCs w:val="20"/>
               </w:rPr>
-              <w:t>B．bc段过程细胞核分裂，细胞质不变</w:t>
+              <w:t>B．</w:t>
+            </w:r>
+            <w:proofErr w:type="spellStart"/>
+            <w:r>
+              <w:rPr>
+                <w:rFonts w:ascii="宋体" w:eastAsia="宋体" w:hAnsi="宋体"/>
+                <w:sz w:val="20"/>
+                <w:szCs w:val="20"/>
+              </w:rPr>
+              <w:t>bc</w:t>
+            </w:r>
+            <w:proofErr w:type="spellEnd"/>
+            <w:proofErr w:type="gramStart"/>
+            <w:r>
+              <w:rPr>
+                <w:rFonts w:ascii="宋体" w:eastAsia="宋体" w:hAnsi="宋体"/>
+                <w:sz w:val="20"/>
+                <w:szCs w:val="20"/>
+              </w:rPr>
+              <w:t>段过程</w:t>
+            </w:r>
+            <w:proofErr w:type="gramEnd"/>
+            <w:r>
+              <w:rPr>
+                <w:rFonts w:ascii="宋体" w:eastAsia="宋体" w:hAnsi="宋体"/>
+                <w:sz w:val="20"/>
+                <w:szCs w:val="20"/>
+              </w:rPr>
+              <w:t>细胞核分裂，细胞质不变</w:t>
             </w:r>
           </w:p>
         </w:tc>
@@ -1524,7 +1608,25 @@
           <w:sz w:val="20"/>
           <w:szCs w:val="20"/>
         </w:rPr>
-        <w:t>8．收录在《本草纲目》中的羊肚菌，既是宴席上的珍品，又是食补良品，民间更有“年年吃羊肚、八十照样满山走”的说法，其菌盖近球形，可在腐烂的树枝，树皮或树根组织中生长。据此可判断羊肚菌属于（　）</w:t>
+        <w:t>8．收录在《本草纲目》中的羊肚菌，既是宴席上的珍品，又是食补良品，民间更有“年年吃羊肚、八十照样满山走”的说法，其菌盖近球形，可在腐烂的树枝，树皮或树根组织中生长。据此可判断羊肚</w:t>
+      </w:r>
+      <w:proofErr w:type="gramStart"/>
+      <w:r>
+        <w:rPr>
+          <w:rFonts w:ascii="宋体" w:eastAsia="宋体" w:hAnsi="宋体"/>
+          <w:sz w:val="20"/>
+          <w:szCs w:val="20"/>
+        </w:rPr>
+        <w:t>菌</w:t>
+      </w:r>
+      <w:proofErr w:type="gramEnd"/>
+      <w:r>
+        <w:rPr>
+          <w:rFonts w:ascii="宋体" w:eastAsia="宋体" w:hAnsi="宋体"/>
+          <w:sz w:val="20"/>
+          <w:szCs w:val="20"/>
+        </w:rPr>
+        <w:t>属于（　）</w:t>
       </w:r>
     </w:p>
     <w:tbl>
@@ -3089,7 +3191,25 @@
           <w:sz w:val="20"/>
           <w:szCs w:val="20"/>
         </w:rPr>
-        <w:t>“草长莺飞二月天”，草和莺都是由细胞构成的，但两者的结构层次有一定差别，下列选项中属于莺的结构层次的是（ ）</w:t>
+        <w:t>“草长莺飞二月天”，草和</w:t>
+      </w:r>
+      <w:proofErr w:type="gramStart"/>
+      <w:r>
+        <w:rPr>
+          <w:rFonts w:ascii="宋体" w:eastAsia="宋体" w:hAnsi="宋体"/>
+          <w:sz w:val="20"/>
+          <w:szCs w:val="20"/>
+        </w:rPr>
+        <w:t>莺都是</w:t>
+      </w:r>
+      <w:proofErr w:type="gramEnd"/>
+      <w:r>
+        <w:rPr>
+          <w:rFonts w:ascii="宋体" w:eastAsia="宋体" w:hAnsi="宋体"/>
+          <w:sz w:val="20"/>
+          <w:szCs w:val="20"/>
+        </w:rPr>
+        <w:t>由细胞构成的，但两者的结构层次有一定差别，下列选项中属于莺的结构层次的是（ ）</w:t>
       </w:r>
     </w:p>
     <w:tbl>
@@ -3587,7 +3707,7 @@
     <w:p>
       <w:pPr>
         <w:rPr>
-          <w:rFonts w:ascii="宋体" w:eastAsia="宋体" w:hAnsi="宋体"/>
+          <w:rFonts w:ascii="宋体" w:eastAsia="宋体" w:hAnsi="宋体" w:hint="eastAsia"/>
           <w:sz w:val="20"/>
           <w:szCs w:val="20"/>
         </w:rPr>
@@ -3669,7 +3789,7 @@
           <w:p>
             <w:pPr>
               <w:rPr>
-                <w:rFonts w:ascii="宋体" w:eastAsia="宋体" w:hAnsi="宋体"/>
+                <w:rFonts w:ascii="宋体" w:eastAsia="宋体" w:hAnsi="宋体" w:hint="eastAsia"/>
                 <w:sz w:val="20"/>
                 <w:szCs w:val="20"/>
               </w:rPr>
@@ -3699,7 +3819,7 @@
           <w:p>
             <w:pPr>
               <w:rPr>
-                <w:rFonts w:ascii="宋体" w:eastAsia="宋体" w:hAnsi="宋体"/>
+                <w:rFonts w:ascii="宋体" w:eastAsia="宋体" w:hAnsi="宋体" w:hint="eastAsia"/>
                 <w:sz w:val="20"/>
                 <w:szCs w:val="20"/>
               </w:rPr>
@@ -3729,7 +3849,7 @@
           <w:p>
             <w:pPr>
               <w:rPr>
-                <w:rFonts w:ascii="宋体" w:eastAsia="宋体" w:hAnsi="宋体"/>
+                <w:rFonts w:ascii="宋体" w:eastAsia="宋体" w:hAnsi="宋体" w:hint="eastAsia"/>
                 <w:sz w:val="20"/>
                 <w:szCs w:val="20"/>
               </w:rPr>
@@ -3759,7 +3879,7 @@
           <w:p>
             <w:pPr>
               <w:rPr>
-                <w:rFonts w:ascii="宋体" w:eastAsia="宋体" w:hAnsi="宋体"/>
+                <w:rFonts w:ascii="宋体" w:eastAsia="宋体" w:hAnsi="宋体" w:hint="eastAsia"/>
                 <w:sz w:val="20"/>
                 <w:szCs w:val="20"/>
               </w:rPr>
@@ -4072,7 +4192,25 @@
           <w:sz w:val="20"/>
           <w:szCs w:val="20"/>
         </w:rPr>
-        <w:t>20．下河捉鱼时，经常会碰到已经捉到手的鱼又挣脱的情况，这是因为鱼的体表有黏液，鱼体表黏液的作用主要是（ ）</w:t>
+        <w:t>20．下河捉鱼时，经常会碰到已经</w:t>
+      </w:r>
+      <w:proofErr w:type="gramStart"/>
+      <w:r>
+        <w:rPr>
+          <w:rFonts w:ascii="宋体" w:eastAsia="宋体" w:hAnsi="宋体"/>
+          <w:sz w:val="20"/>
+          <w:szCs w:val="20"/>
+        </w:rPr>
+        <w:t>捉到手</w:t>
+      </w:r>
+      <w:proofErr w:type="gramEnd"/>
+      <w:r>
+        <w:rPr>
+          <w:rFonts w:ascii="宋体" w:eastAsia="宋体" w:hAnsi="宋体"/>
+          <w:sz w:val="20"/>
+          <w:szCs w:val="20"/>
+        </w:rPr>
+        <w:t>的鱼又挣脱的情况，这是因为鱼的体表有黏液，鱼体表黏液的作用主要是（ ）</w:t>
       </w:r>
     </w:p>
     <w:tbl>
@@ -4469,7 +4607,25 @@
                 <w:sz w:val="20"/>
                 <w:szCs w:val="20"/>
               </w:rPr>
-              <w:t>①生物能对外界刺激作出反应</w:t>
+              <w:t>①生物能对外界刺激</w:t>
+            </w:r>
+            <w:proofErr w:type="gramStart"/>
+            <w:r>
+              <w:rPr>
+                <w:rFonts w:ascii="宋体" w:eastAsia="宋体" w:hAnsi="宋体"/>
+                <w:sz w:val="20"/>
+                <w:szCs w:val="20"/>
+              </w:rPr>
+              <w:t>作出</w:t>
+            </w:r>
+            <w:proofErr w:type="gramEnd"/>
+            <w:r>
+              <w:rPr>
+                <w:rFonts w:ascii="宋体" w:eastAsia="宋体" w:hAnsi="宋体"/>
+                <w:sz w:val="20"/>
+                <w:szCs w:val="20"/>
+              </w:rPr>
+              <w:t>反应</w:t>
             </w:r>
             <w:r>
               <w:rPr>
@@ -4507,7 +4663,23 @@
           <w:sz w:val="20"/>
           <w:szCs w:val="20"/>
         </w:rPr>
-        <w:t>22．病毒的结构很简单，没有______结构，______生殖。</w:t>
+        <w:t>22</w:t>
+      </w:r>
+      <w:r>
+        <w:rPr>
+          <w:rFonts w:ascii="宋体" w:eastAsia="宋体" w:hAnsi="宋体" w:hint="eastAsia"/>
+          <w:sz w:val="20"/>
+          <w:szCs w:val="20"/>
+        </w:rPr>
+        <w:t>．</w:t>
+      </w:r>
+      <w:r>
+        <w:rPr>
+          <w:rFonts w:ascii="宋体" w:eastAsia="宋体" w:hAnsi="宋体" w:hint="eastAsia"/>
+          <w:sz w:val="20"/>
+          <w:szCs w:val="20"/>
+        </w:rPr>
+        <w:t>病毒的结构很简单，没有______结构，病毒寄生在活细胞内，依靠自己遗传物质中的遗传信息，利用细胞内的物质，制造出新的病毒，这就是它的____方式。</w:t>
       </w:r>
     </w:p>
     <w:p>
@@ -5030,7 +5202,25 @@
           <w:szCs w:val="20"/>
         </w:rPr>
         <w:br/>
-        <w:t>(4)请依据实验数据曲线图2，对“家庭制作酸笋的方法或者酸笋食用”提出建议：______。</w:t>
+        <w:t>(4)</w:t>
+      </w:r>
+      <w:proofErr w:type="gramStart"/>
+      <w:r>
+        <w:rPr>
+          <w:rFonts w:ascii="宋体" w:eastAsia="宋体" w:hAnsi="宋体"/>
+          <w:sz w:val="20"/>
+          <w:szCs w:val="20"/>
+        </w:rPr>
+        <w:t>请依据</w:t>
+      </w:r>
+      <w:proofErr w:type="gramEnd"/>
+      <w:r>
+        <w:rPr>
+          <w:rFonts w:ascii="宋体" w:eastAsia="宋体" w:hAnsi="宋体"/>
+          <w:sz w:val="20"/>
+          <w:szCs w:val="20"/>
+        </w:rPr>
+        <w:t>实验数据曲线图2，对“家庭制作酸笋的方法或者酸笋食用”提出建议：______。</w:t>
       </w:r>
     </w:p>
     <w:p>
@@ -5088,7 +5278,25 @@
           <w:szCs w:val="20"/>
         </w:rPr>
         <w:br/>
-        <w:t>第1步∶取等量厨余垃圾、秸秆、锯末若干，分别编号甲、乙、丙三组。</w:t>
+        <w:t>第1步∶取等量</w:t>
+      </w:r>
+      <w:proofErr w:type="gramStart"/>
+      <w:r>
+        <w:rPr>
+          <w:rFonts w:ascii="宋体" w:eastAsia="宋体" w:hAnsi="宋体"/>
+          <w:sz w:val="20"/>
+          <w:szCs w:val="20"/>
+        </w:rPr>
+        <w:t>厨余垃圾</w:t>
+      </w:r>
+      <w:proofErr w:type="gramEnd"/>
+      <w:r>
+        <w:rPr>
+          <w:rFonts w:ascii="宋体" w:eastAsia="宋体" w:hAnsi="宋体"/>
+          <w:sz w:val="20"/>
+          <w:szCs w:val="20"/>
+        </w:rPr>
+        <w:t>、秸秆、锯末若干，分别编号甲、乙、丙三组。</w:t>
       </w:r>
       <w:r>
         <w:rPr>
@@ -5167,7 +5375,25 @@
           <w:szCs w:val="20"/>
         </w:rPr>
         <w:br/>
-        <w:t>(1)酵素菌是一种由乳酸菌、酵母菌等多种微生物复合而成的微生物菌制剂。乳酸菌是细菌，它在结构上和酵母菌的最主要区别是______。</w:t>
+        <w:t>(1)酵素菌是一种由乳酸菌、酵母菌等多种微生物复合而成的微生物</w:t>
+      </w:r>
+      <w:proofErr w:type="gramStart"/>
+      <w:r>
+        <w:rPr>
+          <w:rFonts w:ascii="宋体" w:eastAsia="宋体" w:hAnsi="宋体"/>
+          <w:sz w:val="20"/>
+          <w:szCs w:val="20"/>
+        </w:rPr>
+        <w:t>菌</w:t>
+      </w:r>
+      <w:proofErr w:type="gramEnd"/>
+      <w:r>
+        <w:rPr>
+          <w:rFonts w:ascii="宋体" w:eastAsia="宋体" w:hAnsi="宋体"/>
+          <w:sz w:val="20"/>
+          <w:szCs w:val="20"/>
+        </w:rPr>
+        <w:t>制剂。乳酸菌是细菌，它在结构上和酵母菌的最主要区别是______。</w:t>
       </w:r>
       <w:r>
         <w:rPr>
@@ -5176,6 +5402,14 @@
           <w:szCs w:val="20"/>
         </w:rPr>
         <w:br/>
+      </w:r>
+      <w:r>
+        <w:rPr>
+          <w:rFonts w:ascii="宋体" w:eastAsia="宋体" w:hAnsi="宋体"/>
+          <w:sz w:val="20"/>
+          <w:szCs w:val="20"/>
+        </w:rPr>
+        <w:lastRenderedPageBreak/>
         <w:t>(2)甲、乙、丙三组取等量物料和接种等量相同的酵素菌的目的是_______。</w:t>
       </w:r>
       <w:r>
@@ -5185,16 +5419,7 @@
           <w:szCs w:val="20"/>
         </w:rPr>
         <w:br/>
-        <w:t>(3)我们在做实验时，为了减少实验误差，避免偶然因素影响，往往需要多次测</w:t>
-      </w:r>
-      <w:r>
-        <w:rPr>
-          <w:rFonts w:ascii="宋体" w:eastAsia="宋体" w:hAnsi="宋体"/>
-          <w:sz w:val="20"/>
-          <w:szCs w:val="20"/>
-        </w:rPr>
-        <w:lastRenderedPageBreak/>
-        <w:t>量并取______值。</w:t>
+        <w:t>(3)我们在做实验时，为了减少实验误差，避免偶然因素影响，往往需要多次测量并取______值。</w:t>
       </w:r>
       <w:r>
         <w:rPr>
@@ -5212,7 +5437,25 @@
           <w:szCs w:val="20"/>
         </w:rPr>
         <w:br/>
-        <w:t>(5)在此实验中，同学们认识到科学处理厨余垃圾和各种废弃物的益处。说出一个垃圾处理或利用的有效方法∶_______（合理即可）。</w:t>
+        <w:t>(5)在此实验中，同学们认识到科学处理</w:t>
+      </w:r>
+      <w:proofErr w:type="gramStart"/>
+      <w:r>
+        <w:rPr>
+          <w:rFonts w:ascii="宋体" w:eastAsia="宋体" w:hAnsi="宋体"/>
+          <w:sz w:val="20"/>
+          <w:szCs w:val="20"/>
+        </w:rPr>
+        <w:t>厨余垃圾</w:t>
+      </w:r>
+      <w:proofErr w:type="gramEnd"/>
+      <w:r>
+        <w:rPr>
+          <w:rFonts w:ascii="宋体" w:eastAsia="宋体" w:hAnsi="宋体"/>
+          <w:sz w:val="20"/>
+          <w:szCs w:val="20"/>
+        </w:rPr>
+        <w:t>和各种废弃物的益处。说出一个垃圾处理或利用的有效方法∶_______（合理即可）。</w:t>
       </w:r>
     </w:p>
     <w:tbl>
@@ -5426,7 +5669,43 @@
           <w:szCs w:val="20"/>
         </w:rPr>
         <w:br/>
-        <w:t>资料一：截至目前，我省已建立各类自然保护地345处，其中有伏牛山等13个国家级自然保护区。全省95%的国家重点保护野生动植物和80%的典型生态系统纳入到了自然保护区范围。建立自然保护区为维护生态平衡、保护生物多样性作出了重要贡献。</w:t>
+        <w:t>资料</w:t>
+      </w:r>
+      <w:proofErr w:type="gramStart"/>
+      <w:r>
+        <w:rPr>
+          <w:rFonts w:ascii="宋体" w:eastAsia="宋体" w:hAnsi="宋体"/>
+          <w:sz w:val="20"/>
+          <w:szCs w:val="20"/>
+        </w:rPr>
+        <w:t>一</w:t>
+      </w:r>
+      <w:proofErr w:type="gramEnd"/>
+      <w:r>
+        <w:rPr>
+          <w:rFonts w:ascii="宋体" w:eastAsia="宋体" w:hAnsi="宋体"/>
+          <w:sz w:val="20"/>
+          <w:szCs w:val="20"/>
+        </w:rPr>
+        <w:t>：截至目前，我省已建立各类自然保护地345处，其中有伏牛山等13个国家级自然保护区。全省95%的国家重点保护野生动植物和80%的典型生态系统纳入到了自然保护区范围。建立自然保护区为维护生态平衡、保护生物多样性</w:t>
+      </w:r>
+      <w:proofErr w:type="gramStart"/>
+      <w:r>
+        <w:rPr>
+          <w:rFonts w:ascii="宋体" w:eastAsia="宋体" w:hAnsi="宋体"/>
+          <w:sz w:val="20"/>
+          <w:szCs w:val="20"/>
+        </w:rPr>
+        <w:t>作出</w:t>
+      </w:r>
+      <w:proofErr w:type="gramEnd"/>
+      <w:r>
+        <w:rPr>
+          <w:rFonts w:ascii="宋体" w:eastAsia="宋体" w:hAnsi="宋体"/>
+          <w:sz w:val="20"/>
+          <w:szCs w:val="20"/>
+        </w:rPr>
+        <w:t>了重要贡献。</w:t>
       </w:r>
       <w:r>
         <w:rPr>
@@ -5444,7 +5723,25 @@
           <w:szCs w:val="20"/>
         </w:rPr>
         <w:br/>
-        <w:t>(1)根据资料一的描述，保护生物多样性最有效的措施是______。</w:t>
+        <w:t>(1)根据资料</w:t>
+      </w:r>
+      <w:proofErr w:type="gramStart"/>
+      <w:r>
+        <w:rPr>
+          <w:rFonts w:ascii="宋体" w:eastAsia="宋体" w:hAnsi="宋体"/>
+          <w:sz w:val="20"/>
+          <w:szCs w:val="20"/>
+        </w:rPr>
+        <w:t>一</w:t>
+      </w:r>
+      <w:proofErr w:type="gramEnd"/>
+      <w:r>
+        <w:rPr>
+          <w:rFonts w:ascii="宋体" w:eastAsia="宋体" w:hAnsi="宋体"/>
+          <w:sz w:val="20"/>
+          <w:szCs w:val="20"/>
+        </w:rPr>
+        <w:t>的描述，保护生物多样性最有效的措施是______。</w:t>
       </w:r>
       <w:r>
         <w:rPr>
@@ -5453,7 +5750,43 @@
           <w:szCs w:val="20"/>
         </w:rPr>
         <w:br/>
-        <w:t>(2)金雕具有强大的飞行能力，其身体呈______，可减少飞行中空气的阻力。金雕的足粗壮、趾端有利爪，有利于它抓住猎物。按照达尔文进化论的观点，这是______的结果。</w:t>
+        <w:t>(2)金</w:t>
+      </w:r>
+      <w:proofErr w:type="gramStart"/>
+      <w:r>
+        <w:rPr>
+          <w:rFonts w:ascii="宋体" w:eastAsia="宋体" w:hAnsi="宋体"/>
+          <w:sz w:val="20"/>
+          <w:szCs w:val="20"/>
+        </w:rPr>
+        <w:t>雕具有</w:t>
+      </w:r>
+      <w:proofErr w:type="gramEnd"/>
+      <w:r>
+        <w:rPr>
+          <w:rFonts w:ascii="宋体" w:eastAsia="宋体" w:hAnsi="宋体"/>
+          <w:sz w:val="20"/>
+          <w:szCs w:val="20"/>
+        </w:rPr>
+        <w:t>强大的飞行能力，其身体呈______，可减少飞行中空气的阻力。金雕的足粗壮、</w:t>
+      </w:r>
+      <w:proofErr w:type="gramStart"/>
+      <w:r>
+        <w:rPr>
+          <w:rFonts w:ascii="宋体" w:eastAsia="宋体" w:hAnsi="宋体"/>
+          <w:sz w:val="20"/>
+          <w:szCs w:val="20"/>
+        </w:rPr>
+        <w:t>趾</w:t>
+      </w:r>
+      <w:proofErr w:type="gramEnd"/>
+      <w:r>
+        <w:rPr>
+          <w:rFonts w:ascii="宋体" w:eastAsia="宋体" w:hAnsi="宋体"/>
+          <w:sz w:val="20"/>
+          <w:szCs w:val="20"/>
+        </w:rPr>
+        <w:t>端有利爪，有利于它抓住猎物。按照达尔文进化论的观点，这是______的结果。</w:t>
       </w:r>
       <w:r>
         <w:rPr>
@@ -5529,15 +5862,15 @@
           <w:szCs w:val="20"/>
         </w:rPr>
         <w:br/>
-        <w:t>很久以前，人类已经开始用葡萄发酵来生产葡萄酒，酵母菌是葡萄酒酿制过程中的关键微生物。酵母菌在自然界中广泛分布，是一种肉眼看不见的微小单细胞生物。在氧气充足条件下，酵母菌可以同人体细胞一样，将糖类分解成二氧化碳和</w:t>
-      </w:r>
-      <w:r>
-        <w:rPr>
-          <w:rFonts w:ascii="宋体" w:eastAsia="宋体" w:hAnsi="宋体"/>
-          <w:sz w:val="20"/>
-          <w:szCs w:val="20"/>
-        </w:rPr>
-        <w:t>水，同时释放出能量用于各项生命活动；而在缺乏氧气时，通过将糖类转化成为二氧化碳和乙醇（即酒精）来获取能量，所以科学家将酵母菌归类为兼性厌氧微生物。</w:t>
+        <w:t>很久以前，人类已经开始用葡萄发酵来生产葡萄酒，酵母菌是葡萄酒酿制过程中</w:t>
+      </w:r>
+      <w:r>
+        <w:rPr>
+          <w:rFonts w:ascii="宋体" w:eastAsia="宋体" w:hAnsi="宋体"/>
+          <w:sz w:val="20"/>
+          <w:szCs w:val="20"/>
+        </w:rPr>
+        <w:t>的关键微生物。酵母菌在自然界中广泛分布，是一种肉眼看不见的微小单细胞生物。在氧气充足条件下，酵母菌可以同人体细胞一样，将糖类分解成二氧化碳和水，同时释放出能量用于各项生命活动；而在缺乏氧气时，通过将糖类转化成为二氧化碳和乙醇（即酒精）来获取能量，所以科学家将酵母菌归类为兼性厌氧微生物。</w:t>
       </w:r>
       <w:r>
         <w:rPr>
@@ -5573,7 +5906,25 @@
           <w:szCs w:val="20"/>
         </w:rPr>
         <w:br/>
-        <w:t>（4）近期医学权威期刊的一份研究表明，酒精会导致大量疾病、降低预期寿命，作为青少年应该杜绝饮酒，劝告家人尽量减少酒精摄入量。结合初中所学的知识分析，酒精进入人体后，会对健康造成哪些负面影响___________（写出其中一条）。</w:t>
+        <w:t>（4）</w:t>
+      </w:r>
+      <w:proofErr w:type="gramStart"/>
+      <w:r>
+        <w:rPr>
+          <w:rFonts w:ascii="宋体" w:eastAsia="宋体" w:hAnsi="宋体"/>
+          <w:sz w:val="20"/>
+          <w:szCs w:val="20"/>
+        </w:rPr>
+        <w:t>近期医学</w:t>
+      </w:r>
+      <w:proofErr w:type="gramEnd"/>
+      <w:r>
+        <w:rPr>
+          <w:rFonts w:ascii="宋体" w:eastAsia="宋体" w:hAnsi="宋体"/>
+          <w:sz w:val="20"/>
+          <w:szCs w:val="20"/>
+        </w:rPr>
+        <w:t>权威期刊的一份研究表明，酒精会导致大量疾病、降低预期寿命，作为青少年应该杜绝饮酒，劝告家人尽量减少酒精摄入量。结合初中所学的知识分析，酒精进入人体后，会对健康造成哪些负面影响___________（写出其中一条）。</w:t>
       </w:r>
       <w:r>
         <w:rPr>
@@ -5582,7 +5933,25 @@
           <w:szCs w:val="20"/>
         </w:rPr>
         <w:br/>
-        <w:t>（5）小明同学联想到生活中用酵母菌发面时，需要把面团放在温暖的环境中，推测酵母菌的生活需要适宜的温度，为了验证这个推测，他设置了如下实验装置：</w:t>
+        <w:t>（5）小</w:t>
+      </w:r>
+      <w:proofErr w:type="gramStart"/>
+      <w:r>
+        <w:rPr>
+          <w:rFonts w:ascii="宋体" w:eastAsia="宋体" w:hAnsi="宋体"/>
+          <w:sz w:val="20"/>
+          <w:szCs w:val="20"/>
+        </w:rPr>
+        <w:t>明同学</w:t>
+      </w:r>
+      <w:proofErr w:type="gramEnd"/>
+      <w:r>
+        <w:rPr>
+          <w:rFonts w:ascii="宋体" w:eastAsia="宋体" w:hAnsi="宋体"/>
+          <w:sz w:val="20"/>
+          <w:szCs w:val="20"/>
+        </w:rPr>
+        <w:t>联想到生活中用酵母菌发面时，需要把面团放在温暖的环境中，推测酵母菌的生活需要适宜的温度，为了验证这个推测，他设置了如下实验装置：</w:t>
       </w:r>
     </w:p>
     <w:p>
@@ -6388,6 +6757,7 @@
   <w:style w:type="character" w:default="1" w:styleId="a0">
     <w:name w:val="Default Paragraph Font"/>
     <w:uiPriority w:val="1"/>
+    <w:semiHidden/>
     <w:unhideWhenUsed/>
   </w:style>
   <w:style w:type="table" w:default="1" w:styleId="a1">
